--- a/docs/lista_louvores/Textos_Louvores/REI DAS NAÇÕES.docx
+++ b/docs/lista_louvores/Textos_Louvores/REI DAS NAÇÕES.docx
@@ -4,21 +4,12 @@
   <w:body>
     <w:p>
       <w:pPr>
-        <w:pStyle w:val="SemEspaamento"/>
-        <w:rPr>
-          <w:rFonts w:ascii="Times New Roman" w:hAnsi="Times New Roman" w:cs="Times New Roman"/>
-        </w:rPr>
+        <w:pStyle w:val="Ttulo1"/>
       </w:pPr>
       <w:r>
-        <w:rPr>
-          <w:rFonts w:ascii="Times New Roman" w:hAnsi="Times New Roman" w:cs="Times New Roman"/>
-        </w:rPr>
         <w:t>REI DAS NAÇÕES</w:t>
       </w:r>
       <w:r>
-        <w:rPr>
-          <w:rFonts w:ascii="Times New Roman" w:hAnsi="Times New Roman" w:cs="Times New Roman"/>
-        </w:rPr>
         <w:t xml:space="preserve"> </w:t>
       </w:r>
     </w:p>
@@ -90,7 +81,6 @@
     </w:p>
     <w:p>
       <w:pPr>
-        <w:spacing w:after="0"/>
         <w:rPr>
           <w:rFonts w:ascii="Times New Roman" w:hAnsi="Times New Roman"/>
           <w:b/>
@@ -99,6 +89,7 @@
           <w:iCs/>
         </w:rPr>
       </w:pPr>
+      <w:proofErr w:type="spellStart"/>
       <w:r>
         <w:rPr>
           <w:rFonts w:ascii="Times New Roman" w:hAnsi="Times New Roman"/>
@@ -107,7 +98,18 @@
           <w:i/>
           <w:iCs/>
         </w:rPr>
-        <w:t>Ó Rei das nações,</w:t>
+        <w:t>Ó</w:t>
+      </w:r>
+      <w:proofErr w:type="spellEnd"/>
+      <w:r>
+        <w:rPr>
+          <w:rFonts w:ascii="Times New Roman" w:hAnsi="Times New Roman"/>
+          <w:b/>
+          <w:bCs/>
+          <w:i/>
+          <w:iCs/>
+        </w:rPr>
+        <w:t xml:space="preserve"> Rei das nações,</w:t>
       </w:r>
       <w:r>
         <w:rPr>
@@ -134,7 +136,6 @@
     </w:p>
     <w:p>
       <w:pPr>
-        <w:spacing w:after="0"/>
         <w:rPr>
           <w:rFonts w:ascii="Times New Roman" w:hAnsi="Times New Roman"/>
           <w:b/>
@@ -143,6 +144,7 @@
           <w:iCs/>
         </w:rPr>
       </w:pPr>
+      <w:proofErr w:type="spellStart"/>
       <w:r>
         <w:rPr>
           <w:rFonts w:ascii="Times New Roman" w:hAnsi="Times New Roman"/>
@@ -151,8 +153,9 @@
           <w:i/>
           <w:iCs/>
         </w:rPr>
-        <w:t>Ó Rei das nações,</w:t>
-      </w:r>
+        <w:t>Ó</w:t>
+      </w:r>
+      <w:proofErr w:type="spellEnd"/>
       <w:r>
         <w:rPr>
           <w:rFonts w:ascii="Times New Roman" w:hAnsi="Times New Roman"/>
@@ -161,6 +164,16 @@
           <w:i/>
           <w:iCs/>
         </w:rPr>
+        <w:t xml:space="preserve"> Rei das nações,</w:t>
+      </w:r>
+      <w:r>
+        <w:rPr>
+          <w:rFonts w:ascii="Times New Roman" w:hAnsi="Times New Roman"/>
+          <w:b/>
+          <w:bCs/>
+          <w:i/>
+          <w:iCs/>
+        </w:rPr>
         <w:br/>
         <w:t>Quem não Te louvará?</w:t>
       </w:r>
@@ -174,108 +187,102 @@
         </w:rPr>
         <w:br/>
         <w:t>Pois só Teu nome é santo!</w:t>
-      </w:r>
-      <w:r>
-        <w:rPr>
-          <w:rFonts w:ascii="Times New Roman" w:hAnsi="Times New Roman"/>
-          <w:b/>
-          <w:bCs/>
-          <w:i/>
-          <w:iCs/>
-        </w:rPr>
-        <w:t xml:space="preserve"> </w:t>
-      </w:r>
-      <w:r>
-        <w:rPr>
-          <w:rFonts w:ascii="Times New Roman" w:hAnsi="Times New Roman"/>
-          <w:b/>
-          <w:bCs/>
-          <w:i/>
-          <w:iCs/>
-        </w:rPr>
-        <w:t>[</w:t>
-      </w:r>
-      <w:r>
-        <w:rPr>
-          <w:rFonts w:ascii="Times New Roman" w:hAnsi="Times New Roman"/>
-          <w:b/>
-          <w:bCs/>
-          <w:i/>
-          <w:iCs/>
-        </w:rPr>
-        <w:t>2X</w:t>
-      </w:r>
-      <w:r>
-        <w:rPr>
-          <w:rFonts w:ascii="Times New Roman" w:hAnsi="Times New Roman"/>
-          <w:b/>
-          <w:bCs/>
-          <w:i/>
-          <w:iCs/>
-        </w:rPr>
-        <w:t>]</w:t>
       </w:r>
     </w:p>
     <w:p>
       <w:pPr>
-        <w:spacing w:before="120"/>
-        <w:rPr>
-          <w:rFonts w:ascii="Times New Roman" w:hAnsi="Times New Roman"/>
+        <w:rPr>
+          <w:rFonts w:ascii="Times New Roman" w:hAnsi="Times New Roman"/>
+          <w:b/>
+          <w:bCs/>
+          <w:i/>
+          <w:iCs/>
         </w:rPr>
       </w:pPr>
       <w:r>
         <w:rPr>
           <w:rFonts w:ascii="Times New Roman" w:hAnsi="Times New Roman"/>
-        </w:rPr>
-        <w:t>Todas as nações virão</w:t>
-      </w:r>
-      <w:r>
-        <w:rPr>
-          <w:rFonts w:ascii="Times New Roman" w:hAnsi="Times New Roman"/>
-        </w:rPr>
-        <w:br/>
-        <w:t>e adorarão diante de Ti</w:t>
-      </w:r>
-      <w:r>
-        <w:rPr>
-          <w:rFonts w:ascii="Times New Roman" w:hAnsi="Times New Roman"/>
-        </w:rPr>
-        <w:br/>
-        <w:t>Pois os Teus atos de justiça</w:t>
-      </w:r>
-      <w:r>
-        <w:rPr>
-          <w:rFonts w:ascii="Times New Roman" w:hAnsi="Times New Roman"/>
-        </w:rPr>
-        <w:br/>
-        <w:t xml:space="preserve">se fizeram manifestos... </w:t>
-      </w:r>
-      <w:r>
-        <w:rPr>
-          <w:rFonts w:ascii="Times New Roman" w:hAnsi="Times New Roman"/>
-          <w:bCs/>
-        </w:rPr>
-        <w:t>[</w:t>
-      </w:r>
-      <w:r>
-        <w:rPr>
-          <w:rFonts w:ascii="Times New Roman" w:hAnsi="Times New Roman"/>
-          <w:bCs/>
-        </w:rPr>
-        <w:t>2X</w:t>
-      </w:r>
-      <w:r>
-        <w:rPr>
-          <w:rFonts w:ascii="Times New Roman" w:hAnsi="Times New Roman"/>
-          <w:bCs/>
-        </w:rPr>
-        <w:t>]</w:t>
+          <w:b/>
+          <w:bCs/>
+          <w:i/>
+          <w:iCs/>
+        </w:rPr>
+        <w:t xml:space="preserve">[REFRÃO] </w:t>
       </w:r>
     </w:p>
     <w:p>
       <w:pPr>
         <w:rPr>
           <w:rFonts w:ascii="Times New Roman" w:hAnsi="Times New Roman"/>
+        </w:rPr>
+      </w:pPr>
+      <w:r>
+        <w:rPr>
+          <w:rFonts w:ascii="Times New Roman" w:hAnsi="Times New Roman"/>
+        </w:rPr>
+        <w:t>Todas as nações virão</w:t>
+      </w:r>
+      <w:r>
+        <w:rPr>
+          <w:rFonts w:ascii="Times New Roman" w:hAnsi="Times New Roman"/>
+        </w:rPr>
+        <w:br/>
+        <w:t>e adorarão diante de Ti</w:t>
+      </w:r>
+      <w:r>
+        <w:rPr>
+          <w:rFonts w:ascii="Times New Roman" w:hAnsi="Times New Roman"/>
+        </w:rPr>
+        <w:br/>
+        <w:t>Pois os Teus atos de justiça</w:t>
+      </w:r>
+      <w:r>
+        <w:rPr>
+          <w:rFonts w:ascii="Times New Roman" w:hAnsi="Times New Roman"/>
+        </w:rPr>
+        <w:br/>
+        <w:t xml:space="preserve">se fizeram manifestos... </w:t>
+      </w:r>
+      <w:r>
+        <w:rPr>
+          <w:rFonts w:ascii="Times New Roman" w:hAnsi="Times New Roman"/>
+          <w:b/>
+        </w:rPr>
+        <w:t>[</w:t>
+      </w:r>
+      <w:r>
+        <w:rPr>
+          <w:rFonts w:ascii="Times New Roman" w:hAnsi="Times New Roman"/>
+          <w:b/>
+        </w:rPr>
+        <w:t>2</w:t>
+      </w:r>
+      <w:r>
+        <w:rPr>
+          <w:rFonts w:ascii="Times New Roman" w:hAnsi="Times New Roman"/>
+          <w:b/>
+        </w:rPr>
+        <w:t xml:space="preserve"> </w:t>
+      </w:r>
+      <w:r>
+        <w:rPr>
+          <w:rFonts w:ascii="Times New Roman" w:hAnsi="Times New Roman"/>
+          <w:b/>
+        </w:rPr>
+        <w:t>X</w:t>
+      </w:r>
+      <w:r>
+        <w:rPr>
+          <w:rFonts w:ascii="Times New Roman" w:hAnsi="Times New Roman"/>
+          <w:b/>
+        </w:rPr>
+        <w:t>]</w:t>
+      </w:r>
+    </w:p>
+    <w:p>
+      <w:pPr>
+        <w:rPr>
+          <w:rFonts w:ascii="Times New Roman" w:hAnsi="Times New Roman"/>
           <w:b/>
           <w:bCs/>
           <w:i/>
@@ -290,9 +297,11 @@
           <w:i/>
           <w:iCs/>
         </w:rPr>
-        <w:t>[REFRÃO</w:t>
-      </w:r>
-      <w:r>
+        <w:t xml:space="preserve">[REFRÃO] </w:t>
+      </w:r>
+    </w:p>
+    <w:p>
+      <w:pPr>
         <w:rPr>
           <w:rFonts w:ascii="Times New Roman" w:hAnsi="Times New Roman"/>
           <w:b/>
@@ -300,8 +309,7 @@
           <w:i/>
           <w:iCs/>
         </w:rPr>
-        <w:t xml:space="preserve"> 2X</w:t>
-      </w:r>
+      </w:pPr>
       <w:r>
         <w:rPr>
           <w:rFonts w:ascii="Times New Roman" w:hAnsi="Times New Roman"/>
@@ -310,10 +318,9 @@
           <w:i/>
           <w:iCs/>
         </w:rPr>
-        <w:t xml:space="preserve">] </w:t>
+        <w:t xml:space="preserve">[REFRÃO] </w:t>
       </w:r>
     </w:p>
-    <w:p/>
     <w:sectPr>
       <w:pgSz w:w="11906" w:h="16838"/>
       <w:pgMar w:top="1417" w:right="1701" w:bottom="1417" w:left="1701" w:header="708" w:footer="708" w:gutter="0"/>
